--- a/content-pipeline/06-word-documents/02-english-word/004_ben-thanh-one-day-walking-tour.docx
+++ b/content-pipeline/06-word-documents/02-english-word/004_ben-thanh-one-day-walking-tour.docx
@@ -114,275 +114,6 @@
         </w:rPr>
         <w:t xml:space="preserve"> has been curated by The Rice Tour to guide conscious voyagers through the very best of District 1—seamlessly aligning with the diurnal rhythms of the southern tropical climate.</w:t>
       </w:r>
-    </w:p>
-    <w:p>
-      <w:pPr>
-        <w:spacing w:before="120" w:after="120"/>
-        <w:jc w:val="center"/>
-      </w:pPr>
-      <w:r>
-        <w:rPr>
-          <w:color w:val="CBD5E1"/>
-        </w:rPr>
-        <w:t>―――――――――――――――――――――――――――――――――――――――――――――</w:t>
-      </w:r>
-    </w:p>
-    <w:p>
-      <w:pPr>
-        <w:keepNext/>
-        <w:spacing w:before="320" w:after="120" w:line="276" w:lineRule="auto"/>
-      </w:pPr>
-      <w:r>
-        <w:rPr>
-          <w:rFonts w:ascii="Calibri" w:hAnsi="Calibri"/>
-          <w:b/>
-          <w:color w:val="1B365D"/>
-          <w:sz w:val="32"/>
-        </w:rPr>
-        <w:t>Quick Overview Stats (2026 Itinerary Dimensions)</w:t>
-      </w:r>
-    </w:p>
-    <w:tbl>
-      <w:tblPr>
-        <w:tblW w:type="auto" w:w="0"/>
-        <w:jc w:val="center"/>
-        <w:tblLook w:firstColumn="1" w:firstRow="1" w:lastColumn="0" w:lastRow="0" w:noHBand="0" w:noVBand="1" w:val="04A0"/>
-        <w:tblBorders>
-          <w:top w:val="single" w:sz="4" w:space="0" w:color="CBD5E1"/>
-          <w:bottom w:val="single" w:sz="6" w:space="0" w:color="1B365D"/>
-          <w:left w:val="none"/>
-          <w:right w:val="none"/>
-          <w:insideH w:val="single" w:sz="4" w:space="0" w:color="CBD5E1"/>
-          <w:insideV w:val="none"/>
-        </w:tblBorders>
-      </w:tblPr>
-      <w:tblGrid>
-        <w:gridCol w:w="2484"/>
-        <w:gridCol w:w="2484"/>
-        <w:gridCol w:w="2484"/>
-        <w:gridCol w:w="2484"/>
-      </w:tblGrid>
-      <w:tr>
-        <w:tc>
-          <w:tcPr>
-            <w:tcW w:type="dxa" w:w="2484"/>
-            <w:vAlign w:val="center"/>
-            <w:shd w:fill="1B365D"/>
-            <w:tcMar>
-              <w:top w:w="140" w:type="dxa"/>
-              <w:bottom w:w="140" w:type="dxa"/>
-              <w:left w:w="150" w:type="dxa"/>
-              <w:right w:w="150" w:type="dxa"/>
-            </w:tcMar>
-          </w:tcPr>
-          <w:p>
-            <w:pPr>
-              <w:spacing w:before="0" w:after="0" w:line="276" w:lineRule="auto"/>
-            </w:pPr>
-            <w:r>
-              <w:rPr>
-                <w:rFonts w:ascii="Calibri" w:hAnsi="Calibri"/>
-                <w:b/>
-                <w:color w:val="FFFFFF"/>
-                <w:sz w:val="19"/>
-              </w:rPr>
-              <w:t>🚶 Total Stroll Distance</w:t>
-            </w:r>
-          </w:p>
-        </w:tc>
-        <w:tc>
-          <w:tcPr>
-            <w:tcW w:type="dxa" w:w="2484"/>
-            <w:vAlign w:val="center"/>
-            <w:shd w:fill="1B365D"/>
-            <w:tcMar>
-              <w:top w:w="140" w:type="dxa"/>
-              <w:bottom w:w="140" w:type="dxa"/>
-              <w:left w:w="150" w:type="dxa"/>
-              <w:right w:w="150" w:type="dxa"/>
-            </w:tcMar>
-          </w:tcPr>
-          <w:p>
-            <w:pPr>
-              <w:spacing w:before="0" w:after="0" w:line="276" w:lineRule="auto"/>
-            </w:pPr>
-            <w:r>
-              <w:rPr>
-                <w:rFonts w:ascii="Calibri" w:hAnsi="Calibri"/>
-                <w:b/>
-                <w:color w:val="FFFFFF"/>
-                <w:sz w:val="19"/>
-              </w:rPr>
-              <w:t>⏳ Expedition Duration</w:t>
-            </w:r>
-          </w:p>
-        </w:tc>
-        <w:tc>
-          <w:tcPr>
-            <w:tcW w:type="dxa" w:w="2484"/>
-            <w:vAlign w:val="center"/>
-            <w:shd w:fill="1B365D"/>
-            <w:tcMar>
-              <w:top w:w="140" w:type="dxa"/>
-              <w:bottom w:w="140" w:type="dxa"/>
-              <w:left w:w="150" w:type="dxa"/>
-              <w:right w:w="150" w:type="dxa"/>
-            </w:tcMar>
-          </w:tcPr>
-          <w:p>
-            <w:pPr>
-              <w:spacing w:before="0" w:after="0" w:line="276" w:lineRule="auto"/>
-            </w:pPr>
-            <w:r>
-              <w:rPr>
-                <w:rFonts w:ascii="Calibri" w:hAnsi="Calibri"/>
-                <w:b/>
-                <w:color w:val="FFFFFF"/>
-                <w:sz w:val="19"/>
-              </w:rPr>
-              <w:t>⚡ Physical Intensity</w:t>
-            </w:r>
-          </w:p>
-        </w:tc>
-        <w:tc>
-          <w:tcPr>
-            <w:tcW w:type="dxa" w:w="2484"/>
-            <w:vAlign w:val="center"/>
-            <w:shd w:fill="1B365D"/>
-            <w:tcMar>
-              <w:top w:w="140" w:type="dxa"/>
-              <w:bottom w:w="140" w:type="dxa"/>
-              <w:left w:w="150" w:type="dxa"/>
-              <w:right w:w="150" w:type="dxa"/>
-            </w:tcMar>
-          </w:tcPr>
-          <w:p>
-            <w:pPr>
-              <w:spacing w:before="0" w:after="0" w:line="276" w:lineRule="auto"/>
-            </w:pPr>
-            <w:r>
-              <w:rPr>
-                <w:rFonts w:ascii="Calibri" w:hAnsi="Calibri"/>
-                <w:b/>
-                <w:color w:val="FFFFFF"/>
-                <w:sz w:val="19"/>
-              </w:rPr>
-              <w:t>🎟️ 2026 Estimated Budget</w:t>
-            </w:r>
-          </w:p>
-        </w:tc>
-      </w:tr>
-      <w:tr>
-        <w:tc>
-          <w:tcPr>
-            <w:tcW w:type="dxa" w:w="2484"/>
-            <w:vAlign w:val="center"/>
-            <w:shd w:fill="F8FAFC"/>
-            <w:tcMar>
-              <w:top w:w="100" w:type="dxa"/>
-              <w:bottom w:w="100" w:type="dxa"/>
-              <w:left w:w="150" w:type="dxa"/>
-              <w:right w:w="150" w:type="dxa"/>
-            </w:tcMar>
-          </w:tcPr>
-          <w:p>
-            <w:pPr>
-              <w:spacing w:before="0" w:after="0" w:line="276" w:lineRule="auto"/>
-            </w:pPr>
-            <w:r>
-              <w:rPr>
-                <w:rFonts w:ascii="Calibri" w:hAnsi="Calibri"/>
-                <w:color w:val="1E293B"/>
-                <w:sz w:val="19"/>
-              </w:rPr>
-              <w:t>4.5 km (4 Leisurely Stages)</w:t>
-            </w:r>
-          </w:p>
-        </w:tc>
-        <w:tc>
-          <w:tcPr>
-            <w:tcW w:type="dxa" w:w="2484"/>
-            <w:vAlign w:val="center"/>
-            <w:shd w:fill="F8FAFC"/>
-            <w:tcMar>
-              <w:top w:w="100" w:type="dxa"/>
-              <w:bottom w:w="100" w:type="dxa"/>
-              <w:left w:w="150" w:type="dxa"/>
-              <w:right w:w="150" w:type="dxa"/>
-            </w:tcMar>
-          </w:tcPr>
-          <w:p>
-            <w:pPr>
-              <w:spacing w:before="0" w:after="0" w:line="276" w:lineRule="auto"/>
-            </w:pPr>
-            <w:r>
-              <w:rPr>
-                <w:rFonts w:ascii="Calibri" w:hAnsi="Calibri"/>
-                <w:color w:val="1E293B"/>
-                <w:sz w:val="19"/>
-              </w:rPr>
-              <w:t>12 Hours (07:30 AM – 20:30 PM)</w:t>
-            </w:r>
-          </w:p>
-        </w:tc>
-        <w:tc>
-          <w:tcPr>
-            <w:tcW w:type="dxa" w:w="2484"/>
-            <w:vAlign w:val="center"/>
-            <w:shd w:fill="F8FAFC"/>
-            <w:tcMar>
-              <w:top w:w="100" w:type="dxa"/>
-              <w:bottom w:w="100" w:type="dxa"/>
-              <w:left w:w="150" w:type="dxa"/>
-              <w:right w:w="150" w:type="dxa"/>
-            </w:tcMar>
-          </w:tcPr>
-          <w:p>
-            <w:pPr>
-              <w:spacing w:before="0" w:after="0" w:line="276" w:lineRule="auto"/>
-            </w:pPr>
-            <w:r>
-              <w:rPr>
-                <w:rFonts w:ascii="Calibri" w:hAnsi="Calibri"/>
-                <w:color w:val="1E293B"/>
-                <w:sz w:val="19"/>
-              </w:rPr>
-              <w:t>Gentle &amp; Restorative (All Ages)</w:t>
-            </w:r>
-          </w:p>
-        </w:tc>
-        <w:tc>
-          <w:tcPr>
-            <w:tcW w:type="dxa" w:w="2484"/>
-            <w:vAlign w:val="center"/>
-            <w:shd w:fill="F8FAFC"/>
-            <w:tcMar>
-              <w:top w:w="100" w:type="dxa"/>
-              <w:bottom w:w="100" w:type="dxa"/>
-              <w:left w:w="150" w:type="dxa"/>
-              <w:right w:w="150" w:type="dxa"/>
-            </w:tcMar>
-          </w:tcPr>
-          <w:p>
-            <w:pPr>
-              <w:spacing w:before="0" w:after="0" w:line="276" w:lineRule="auto"/>
-            </w:pPr>
-            <w:r>
-              <w:rPr>
-                <w:rFonts w:ascii="Calibri" w:hAnsi="Calibri"/>
-                <w:color w:val="1E293B"/>
-                <w:sz w:val="19"/>
-              </w:rPr>
-              <w:t>500,000 – 850,000 VND / person</w:t>
-            </w:r>
-          </w:p>
-        </w:tc>
-      </w:tr>
-    </w:tbl>
-    <w:p>
-      <w:pPr>
-        <w:spacing w:before="0" w:after="80"/>
-      </w:pPr>
     </w:p>
     <w:p>
       <w:pPr>

--- a/content-pipeline/06-word-documents/02-english-word/004_ben-thanh-one-day-walking-tour.docx
+++ b/content-pipeline/06-word-documents/02-english-word/004_ben-thanh-one-day-walking-tour.docx
@@ -258,7 +258,7 @@
           <w:color w:val="1B365D"/>
           <w:sz w:val="32"/>
         </w:rPr>
-        <w:t>1. Slow Travel Philosophy: Embracing the City on Foot</w:t>
+        <w:t>Slow Travel Philosophy: Embracing the City on Foot</w:t>
       </w:r>
     </w:p>
     <w:p>
@@ -311,7 +311,7 @@
           <w:color w:val="1B365D"/>
           <w:sz w:val="32"/>
         </w:rPr>
-        <w:t>2. Detailed Four-Stage Itinerary Breakdown</w:t>
+        <w:t>Detailed Four-Stage Itinerary Breakdown</w:t>
       </w:r>
     </w:p>
     <w:p>
@@ -724,7 +724,7 @@
           <w:color w:val="1B365D"/>
           <w:sz w:val="32"/>
         </w:rPr>
-        <w:t>3. Curated Time-Block &amp; Budget Matrix (2026 Reference)</w:t>
+        <w:t>Curated Time-Block &amp; Budget Matrix (2026 Reference)</w:t>
       </w:r>
     </w:p>
     <w:tbl>
@@ -1971,7 +1971,7 @@
           <w:color w:val="1B365D"/>
           <w:sz w:val="32"/>
         </w:rPr>
-        <w:t>4. Field Checklist for Conscious Voyagers (2026)</w:t>
+        <w:t>Field Checklist for Conscious Voyagers (2026)</w:t>
       </w:r>
     </w:p>
     <w:p>

--- a/content-pipeline/06-word-documents/02-english-word/004_ben-thanh-one-day-walking-tour.docx
+++ b/content-pipeline/06-word-documents/02-english-word/004_ben-thanh-one-day-walking-tour.docx
@@ -112,7 +112,7 @@
           <w:color w:val="1E293B"/>
           <w:sz w:val="21"/>
         </w:rPr>
-        <w:t xml:space="preserve"> has been curated by The Rice Tour to guide conscious voyagers through the very best of District 1—seamlessly aligning with the diurnal rhythms of the southern tropical climate.</w:t>
+        <w:t xml:space="preserve"> has been curated by The Rice Tour to guide travelers through the very best of District 1—seamlessly aligning with the diurnal rhythms of the southern tropical climate.</w:t>
       </w:r>
     </w:p>
     <w:p>
@@ -258,7 +258,7 @@
           <w:color w:val="1B365D"/>
           <w:sz w:val="32"/>
         </w:rPr>
-        <w:t>Slow Travel Philosophy: Embracing the City on Foot</w:t>
+        <w:t>Why District 1 Is Best Explored on Foot</w:t>
       </w:r>
     </w:p>
     <w:p>
@@ -1884,7 +1884,7 @@
                 <w:color w:val="1E293B"/>
                 <w:sz w:val="19"/>
               </w:rPr>
-              <w:t>6 Heritage Icons + 4 Gastronomic Stops</w:t>
+              <w:t>6 Heritage Icons + 4 Culinary Stops</w:t>
             </w:r>
           </w:p>
         </w:tc>
@@ -1971,7 +1971,7 @@
           <w:color w:val="1B365D"/>
           <w:sz w:val="32"/>
         </w:rPr>
-        <w:t>Field Checklist for Conscious Voyagers (2026)</w:t>
+        <w:t>Field Checklist for Travelers (2026)</w:t>
       </w:r>
     </w:p>
     <w:p>

--- a/content-pipeline/06-word-documents/02-english-word/004_ben-thanh-one-day-walking-tour.docx
+++ b/content-pipeline/06-word-documents/02-english-word/004_ben-thanh-one-day-walking-tour.docx
@@ -162,7 +162,41 @@
           <w:color w:val="1E293B"/>
           <w:sz w:val="20"/>
         </w:rPr>
-        <w:t xml:space="preserve"> Seamlessly links Ben Thanh Market, Mariamman Hindu Temple, HCMC Museum of Fine Arts, Independence Palace, Ben Thanh Metro Station, and Bach Dang Riverfront Park.</w:t>
+        <w:t xml:space="preserve"> Seamlessly links Ben Thanh Market, </w:t>
+      </w:r>
+      <w:r>
+        <w:rPr>
+          <w:rFonts w:ascii="Calibri" w:hAnsi="Calibri"/>
+          <w:color w:val="D97706"/>
+          <w:sz w:val="20"/>
+          <w:u w:val="single"/>
+        </w:rPr>
+        <w:t>Mariamman Hindu Temple</w:t>
+      </w:r>
+      <w:r>
+        <w:rPr>
+          <w:rFonts w:ascii="Calibri" w:hAnsi="Calibri"/>
+          <w:color w:val="1E293B"/>
+          <w:sz w:val="20"/>
+        </w:rPr>
+        <w:t xml:space="preserve">, HCMC Museum of Fine Arts, </w:t>
+      </w:r>
+      <w:r>
+        <w:rPr>
+          <w:rFonts w:ascii="Calibri" w:hAnsi="Calibri"/>
+          <w:color w:val="D97706"/>
+          <w:sz w:val="20"/>
+          <w:u w:val="single"/>
+        </w:rPr>
+        <w:t>Independence Palace</w:t>
+      </w:r>
+      <w:r>
+        <w:rPr>
+          <w:rFonts w:ascii="Calibri" w:hAnsi="Calibri"/>
+          <w:color w:val="1E293B"/>
+          <w:sz w:val="20"/>
+        </w:rPr>
+        <w:t>, Ben Thanh Metro Station, and Bach Dang Riverfront Park.</w:t>
       </w:r>
     </w:p>
     <w:p>
